--- a/contents/battle-workbook/secuops-w10.docx
+++ b/contents/battle-workbook/secuops-w10.docx
@@ -455,7 +455,7 @@
         </w:rPr>
         <w:t>for i in 1 2 3; do curl -s -A "sqlmap/1.7" -H "Host: dvwa.6v6.lab" \</w:t>
         <w:br/>
-        <w:t xml:space="preserve">  "http://&lt;대상_공개IP&gt;/?id=dw10r1-kim-$i%20UNION%20SELECT%201"; done</w:t>
+        <w:t xml:space="preserve">  "http://192.168.0.161/?id=dw10r1-kim-$i%20UNION%20SELECT%201"; done</w:t>
       </w:r>
     </w:p>
     <w:p>
@@ -563,7 +563,7 @@
           <w:b/>
           <w:sz w:val="22"/>
         </w:rPr>
-        <w:t>▶ 실행 결과 화면 (스크린샷 붙여넣기)</w:t>
+        <w:t>▶ 실행 결과 (출력/스크린샷)</w:t>
       </w:r>
     </w:p>
     <w:tbl>
@@ -597,7 +597,7 @@
                 <w:color w:val="AAAAAA"/>
                 <w:sz w:val="18"/>
               </w:rPr>
-              <w:t>여기에 결과 스크린샷을 붙여넣으세요 (커서를 두고 Ctrl+V)</w:t>
+              <w:t>여기에 결과 출력을 적거나 스크린샷을 붙여넣으세요 (커서를 두고 Ctrl+V)</w:t>
             </w:r>
           </w:p>
         </w:tc>
@@ -936,7 +936,7 @@
           <w:b/>
           <w:sz w:val="22"/>
         </w:rPr>
-        <w:t>▶ 실행 결과 화면 (스크린샷 붙여넣기)</w:t>
+        <w:t>▶ 실행 결과 (출력/스크린샷)</w:t>
       </w:r>
     </w:p>
     <w:tbl>
@@ -970,7 +970,7 @@
                 <w:color w:val="AAAAAA"/>
                 <w:sz w:val="18"/>
               </w:rPr>
-              <w:t>여기에 결과 스크린샷을 붙여넣으세요 (커서를 두고 Ctrl+V)</w:t>
+              <w:t>여기에 결과 출력을 적거나 스크린샷을 붙여넣으세요 (커서를 두고 Ctrl+V)</w:t>
             </w:r>
           </w:p>
         </w:tc>
@@ -1204,7 +1204,7 @@
           <w:b/>
           <w:sz w:val="22"/>
         </w:rPr>
-        <w:t>▶ 실행 결과 화면 (스크린샷 붙여넣기)</w:t>
+        <w:t>▶ 실행 결과 (출력/스크린샷)</w:t>
       </w:r>
     </w:p>
     <w:tbl>
@@ -1238,7 +1238,7 @@
                 <w:color w:val="AAAAAA"/>
                 <w:sz w:val="18"/>
               </w:rPr>
-              <w:t>여기에 결과 스크린샷을 붙여넣으세요 (커서를 두고 Ctrl+V)</w:t>
+              <w:t>여기에 결과 출력을 적거나 스크린샷을 붙여넣으세요 (커서를 두고 Ctrl+V)</w:t>
             </w:r>
           </w:p>
         </w:tc>
@@ -1576,7 +1576,7 @@
           <w:b/>
           <w:sz w:val="22"/>
         </w:rPr>
-        <w:t>▶ 실행 결과 화면 (스크린샷 붙여넣기)</w:t>
+        <w:t>▶ 실행 결과 (출력/스크린샷)</w:t>
       </w:r>
     </w:p>
     <w:tbl>
@@ -1610,7 +1610,7 @@
                 <w:color w:val="AAAAAA"/>
                 <w:sz w:val="18"/>
               </w:rPr>
-              <w:t>여기에 결과 스크린샷을 붙여넣으세요 (커서를 두고 Ctrl+V)</w:t>
+              <w:t>여기에 결과 출력을 적거나 스크린샷을 붙여넣으세요 (커서를 두고 Ctrl+V)</w:t>
             </w:r>
           </w:p>
         </w:tc>
@@ -1949,7 +1949,7 @@
           <w:b/>
           <w:sz w:val="22"/>
         </w:rPr>
-        <w:t>▶ 실행 결과 화면 (스크린샷 붙여넣기)</w:t>
+        <w:t>▶ 실행 결과 (출력/스크린샷)</w:t>
       </w:r>
     </w:p>
     <w:tbl>
@@ -1983,7 +1983,7 @@
                 <w:color w:val="AAAAAA"/>
                 <w:sz w:val="18"/>
               </w:rPr>
-              <w:t>여기에 결과 스크린샷을 붙여넣으세요 (커서를 두고 Ctrl+V)</w:t>
+              <w:t>여기에 결과 출력을 적거나 스크린샷을 붙여넣으세요 (커서를 두고 Ctrl+V)</w:t>
             </w:r>
           </w:p>
         </w:tc>
@@ -2242,7 +2242,7 @@
           <w:b/>
           <w:sz w:val="22"/>
         </w:rPr>
-        <w:t>▶ 실행 결과 화면 (스크린샷 붙여넣기)</w:t>
+        <w:t>▶ 실행 결과 (출력/스크린샷)</w:t>
       </w:r>
     </w:p>
     <w:tbl>
@@ -2276,7 +2276,7 @@
                 <w:color w:val="AAAAAA"/>
                 <w:sz w:val="18"/>
               </w:rPr>
-              <w:t>여기에 결과 스크린샷을 붙여넣으세요 (커서를 두고 Ctrl+V)</w:t>
+              <w:t>여기에 결과 출력을 적거나 스크린샷을 붙여넣으세요 (커서를 두고 Ctrl+V)</w:t>
             </w:r>
           </w:p>
         </w:tc>
@@ -2524,7 +2524,7 @@
           <w:b/>
           <w:sz w:val="22"/>
         </w:rPr>
-        <w:t>▶ 실행 결과 화면 (스크린샷 붙여넣기)</w:t>
+        <w:t>▶ 실행 결과 (출력/스크린샷)</w:t>
       </w:r>
     </w:p>
     <w:tbl>
@@ -2558,7 +2558,7 @@
                 <w:color w:val="AAAAAA"/>
                 <w:sz w:val="18"/>
               </w:rPr>
-              <w:t>여기에 결과 스크린샷을 붙여넣으세요 (커서를 두고 Ctrl+V)</w:t>
+              <w:t>여기에 결과 출력을 적거나 스크린샷을 붙여넣으세요 (커서를 두고 Ctrl+V)</w:t>
             </w:r>
           </w:p>
         </w:tc>

--- a/contents/battle-workbook/secuops-w10.docx
+++ b/contents/battle-workbook/secuops-w10.docx
@@ -453,7 +453,7 @@
           <w:rFonts w:ascii="Consolas" w:hAnsi="Consolas"/>
           <w:sz w:val="19"/>
         </w:rPr>
-        <w:t>for i in 1 2 3; do curl -s -A "sqlmap/1.7" -H "Host: dvwa.6v6.lab" \</w:t>
+        <w:t>for i in 1 2 3; do curl -s -A "sqlmap/1.7" -H "Host: dvwa.el34.lab" \</w:t>
         <w:br/>
         <w:t xml:space="preserve">  "http://192.168.0.161/?id=dw10r1-kim-$i%20UNION%20SELECT%201"; done</w:t>
       </w:r>
